--- a/output/第10期計画_キックオフ会議_トークスクリプト_60分.docx
+++ b/output/第10期計画_キックオフ会議_トークスクリプト_60分.docx
@@ -188,13 +188,13 @@
         <w:tblStyle w:val="TableGrid"/>
         <w:tblW w:type="auto" w:w="0"/>
         <w:jc w:val="center"/>
-        <w:tblLook w:firstColumn="1" w:firstRow="1" w:lastColumn="0" w:lastRow="0" w:noHBand="0" w:noVBand="1" w:val="04A0"/>
         <w:tblCellMar>
           <w:top w:w="45" w:type="dxa"/>
           <w:left w:w="79" w:type="dxa"/>
           <w:bottom w:w="45" w:type="dxa"/>
           <w:right w:w="79" w:type="dxa"/>
         </w:tblCellMar>
+        <w:tblLook w:firstColumn="1" w:firstRow="1" w:lastColumn="0" w:lastRow="0" w:noHBand="0" w:noVBand="1" w:val="04A0"/>
       </w:tblPr>
       <w:tblGrid>
         <w:gridCol w:w="2438"/>
@@ -210,8 +210,8 @@
         <w:tc>
           <w:tcPr>
             <w:tcW w:type="dxa" w:w="1361"/>
+            <w:shd w:val="clear" w:color="auto" w:fill="F2F2F2"/>
             <w:vAlign w:val="center"/>
-            <w:shd w:val="clear" w:color="auto" w:fill="F2F2F2"/>
           </w:tcPr>
           <w:p>
             <w:pPr>
@@ -232,8 +232,8 @@
         <w:tc>
           <w:tcPr>
             <w:tcW w:type="dxa" w:w="3175"/>
+            <w:shd w:val="clear" w:color="auto" w:fill="F2F2F2"/>
             <w:vAlign w:val="center"/>
-            <w:shd w:val="clear" w:color="auto" w:fill="F2F2F2"/>
           </w:tcPr>
           <w:p>
             <w:pPr>
@@ -254,8 +254,8 @@
         <w:tc>
           <w:tcPr>
             <w:tcW w:type="dxa" w:w="1247"/>
+            <w:shd w:val="clear" w:color="auto" w:fill="F2F2F2"/>
             <w:vAlign w:val="center"/>
-            <w:shd w:val="clear" w:color="auto" w:fill="F2F2F2"/>
           </w:tcPr>
           <w:p>
             <w:pPr>
@@ -276,8 +276,8 @@
         <w:tc>
           <w:tcPr>
             <w:tcW w:type="dxa" w:w="3969"/>
+            <w:shd w:val="clear" w:color="auto" w:fill="F2F2F2"/>
             <w:vAlign w:val="center"/>
-            <w:shd w:val="clear" w:color="auto" w:fill="F2F2F2"/>
           </w:tcPr>
           <w:p>
             <w:pPr>
@@ -1042,13 +1042,13 @@
         <w:tblStyle w:val="TableGrid"/>
         <w:tblW w:type="auto" w:w="0"/>
         <w:jc w:val="center"/>
-        <w:tblLook w:firstColumn="1" w:firstRow="1" w:lastColumn="0" w:lastRow="0" w:noHBand="0" w:noVBand="1" w:val="04A0"/>
         <w:tblCellMar>
           <w:top w:w="79" w:type="dxa"/>
           <w:left w:w="124" w:type="dxa"/>
           <w:bottom w:w="79" w:type="dxa"/>
           <w:right w:w="124" w:type="dxa"/>
         </w:tblCellMar>
+        <w:tblLook w:firstColumn="1" w:firstRow="1" w:lastColumn="0" w:lastRow="0" w:noHBand="0" w:noVBand="1" w:val="04A0"/>
       </w:tblPr>
       <w:tblGrid>
         <w:gridCol w:w="9752"/>
@@ -1229,13 +1229,13 @@
         <w:tblStyle w:val="TableGrid"/>
         <w:tblW w:type="auto" w:w="0"/>
         <w:jc w:val="center"/>
-        <w:tblLook w:firstColumn="1" w:firstRow="1" w:lastColumn="0" w:lastRow="0" w:noHBand="0" w:noVBand="1" w:val="04A0"/>
         <w:tblCellMar>
           <w:top w:w="79" w:type="dxa"/>
           <w:left w:w="124" w:type="dxa"/>
           <w:bottom w:w="79" w:type="dxa"/>
           <w:right w:w="124" w:type="dxa"/>
         </w:tblCellMar>
+        <w:tblLook w:firstColumn="1" w:firstRow="1" w:lastColumn="0" w:lastRow="0" w:noHBand="0" w:noVBand="1" w:val="04A0"/>
       </w:tblPr>
       <w:tblGrid>
         <w:gridCol w:w="9752"/>
@@ -1411,13 +1411,13 @@
         <w:tblStyle w:val="TableGrid"/>
         <w:tblW w:type="auto" w:w="0"/>
         <w:jc w:val="center"/>
-        <w:tblLook w:firstColumn="1" w:firstRow="1" w:lastColumn="0" w:lastRow="0" w:noHBand="0" w:noVBand="1" w:val="04A0"/>
         <w:tblCellMar>
           <w:top w:w="45" w:type="dxa"/>
           <w:left w:w="79" w:type="dxa"/>
           <w:bottom w:w="45" w:type="dxa"/>
           <w:right w:w="79" w:type="dxa"/>
         </w:tblCellMar>
+        <w:tblLook w:firstColumn="1" w:firstRow="1" w:lastColumn="0" w:lastRow="0" w:noHBand="0" w:noVBand="1" w:val="04A0"/>
       </w:tblPr>
       <w:tblGrid>
         <w:gridCol w:w="3251"/>
@@ -1432,8 +1432,8 @@
         <w:tc>
           <w:tcPr>
             <w:tcW w:type="dxa" w:w="2041"/>
+            <w:shd w:val="clear" w:color="auto" w:fill="F2F2F2"/>
             <w:vAlign w:val="center"/>
-            <w:shd w:val="clear" w:color="auto" w:fill="F2F2F2"/>
           </w:tcPr>
           <w:p>
             <w:pPr>
@@ -1454,8 +1454,8 @@
         <w:tc>
           <w:tcPr>
             <w:tcW w:type="dxa" w:w="3402"/>
+            <w:shd w:val="clear" w:color="auto" w:fill="F2F2F2"/>
             <w:vAlign w:val="center"/>
-            <w:shd w:val="clear" w:color="auto" w:fill="F2F2F2"/>
           </w:tcPr>
           <w:p>
             <w:pPr>
@@ -1476,8 +1476,8 @@
         <w:tc>
           <w:tcPr>
             <w:tcW w:type="dxa" w:w="4309"/>
+            <w:shd w:val="clear" w:color="auto" w:fill="F2F2F2"/>
             <w:vAlign w:val="center"/>
-            <w:shd w:val="clear" w:color="auto" w:fill="F2F2F2"/>
           </w:tcPr>
           <w:p>
             <w:pPr>
@@ -2074,13 +2074,13 @@
         <w:tblStyle w:val="TableGrid"/>
         <w:tblW w:type="auto" w:w="0"/>
         <w:jc w:val="center"/>
-        <w:tblLook w:firstColumn="1" w:firstRow="1" w:lastColumn="0" w:lastRow="0" w:noHBand="0" w:noVBand="1" w:val="04A0"/>
         <w:tblCellMar>
           <w:top w:w="79" w:type="dxa"/>
           <w:left w:w="124" w:type="dxa"/>
           <w:bottom w:w="79" w:type="dxa"/>
           <w:right w:w="124" w:type="dxa"/>
         </w:tblCellMar>
+        <w:tblLook w:firstColumn="1" w:firstRow="1" w:lastColumn="0" w:lastRow="0" w:noHBand="0" w:noVBand="1" w:val="04A0"/>
       </w:tblPr>
       <w:tblGrid>
         <w:gridCol w:w="9752"/>
@@ -2300,13 +2300,13 @@
         <w:tblStyle w:val="TableGrid"/>
         <w:tblW w:type="auto" w:w="0"/>
         <w:jc w:val="center"/>
-        <w:tblLook w:firstColumn="1" w:firstRow="1" w:lastColumn="0" w:lastRow="0" w:noHBand="0" w:noVBand="1" w:val="04A0"/>
         <w:tblCellMar>
           <w:top w:w="79" w:type="dxa"/>
           <w:left w:w="124" w:type="dxa"/>
           <w:bottom w:w="79" w:type="dxa"/>
           <w:right w:w="124" w:type="dxa"/>
         </w:tblCellMar>
+        <w:tblLook w:firstColumn="1" w:firstRow="1" w:lastColumn="0" w:lastRow="0" w:noHBand="0" w:noVBand="1" w:val="04A0"/>
       </w:tblPr>
       <w:tblGrid>
         <w:gridCol w:w="9752"/>
@@ -2495,13 +2495,13 @@
         <w:tblStyle w:val="TableGrid"/>
         <w:tblW w:type="auto" w:w="0"/>
         <w:jc w:val="center"/>
-        <w:tblLook w:firstColumn="1" w:firstRow="1" w:lastColumn="0" w:lastRow="0" w:noHBand="0" w:noVBand="1" w:val="04A0"/>
         <w:tblCellMar>
           <w:top w:w="79" w:type="dxa"/>
           <w:left w:w="124" w:type="dxa"/>
           <w:bottom w:w="79" w:type="dxa"/>
           <w:right w:w="124" w:type="dxa"/>
         </w:tblCellMar>
+        <w:tblLook w:firstColumn="1" w:firstRow="1" w:lastColumn="0" w:lastRow="0" w:noHBand="0" w:noVBand="1" w:val="04A0"/>
       </w:tblPr>
       <w:tblGrid>
         <w:gridCol w:w="9752"/>
@@ -2733,13 +2733,13 @@
         <w:tblStyle w:val="TableGrid"/>
         <w:tblW w:type="auto" w:w="0"/>
         <w:jc w:val="center"/>
-        <w:tblLook w:firstColumn="1" w:firstRow="1" w:lastColumn="0" w:lastRow="0" w:noHBand="0" w:noVBand="1" w:val="04A0"/>
         <w:tblCellMar>
           <w:top w:w="79" w:type="dxa"/>
           <w:left w:w="124" w:type="dxa"/>
           <w:bottom w:w="79" w:type="dxa"/>
           <w:right w:w="124" w:type="dxa"/>
         </w:tblCellMar>
+        <w:tblLook w:firstColumn="1" w:firstRow="1" w:lastColumn="0" w:lastRow="0" w:noHBand="0" w:noVBand="1" w:val="04A0"/>
       </w:tblPr>
       <w:tblGrid>
         <w:gridCol w:w="9752"/>
@@ -2976,13 +2976,13 @@
         <w:tblStyle w:val="TableGrid"/>
         <w:tblW w:type="auto" w:w="0"/>
         <w:jc w:val="center"/>
-        <w:tblLook w:firstColumn="1" w:firstRow="1" w:lastColumn="0" w:lastRow="0" w:noHBand="0" w:noVBand="1" w:val="04A0"/>
         <w:tblCellMar>
           <w:top w:w="79" w:type="dxa"/>
           <w:left w:w="124" w:type="dxa"/>
           <w:bottom w:w="79" w:type="dxa"/>
           <w:right w:w="124" w:type="dxa"/>
         </w:tblCellMar>
+        <w:tblLook w:firstColumn="1" w:firstRow="1" w:lastColumn="0" w:lastRow="0" w:noHBand="0" w:noVBand="1" w:val="04A0"/>
       </w:tblPr>
       <w:tblGrid>
         <w:gridCol w:w="9752"/>
@@ -3124,13 +3124,13 @@
         <w:tblStyle w:val="TableGrid"/>
         <w:tblW w:type="auto" w:w="0"/>
         <w:jc w:val="center"/>
-        <w:tblLook w:firstColumn="1" w:firstRow="1" w:lastColumn="0" w:lastRow="0" w:noHBand="0" w:noVBand="1" w:val="04A0"/>
         <w:tblCellMar>
           <w:top w:w="79" w:type="dxa"/>
           <w:left w:w="124" w:type="dxa"/>
           <w:bottom w:w="79" w:type="dxa"/>
           <w:right w:w="124" w:type="dxa"/>
         </w:tblCellMar>
+        <w:tblLook w:firstColumn="1" w:firstRow="1" w:lastColumn="0" w:lastRow="0" w:noHBand="0" w:noVBand="1" w:val="04A0"/>
       </w:tblPr>
       <w:tblGrid>
         <w:gridCol w:w="9752"/>
@@ -3276,13 +3276,13 @@
         <w:tblStyle w:val="TableGrid"/>
         <w:tblW w:type="auto" w:w="0"/>
         <w:jc w:val="center"/>
-        <w:tblLook w:firstColumn="1" w:firstRow="1" w:lastColumn="0" w:lastRow="0" w:noHBand="0" w:noVBand="1" w:val="04A0"/>
         <w:tblCellMar>
           <w:top w:w="45" w:type="dxa"/>
           <w:left w:w="79" w:type="dxa"/>
           <w:bottom w:w="45" w:type="dxa"/>
           <w:right w:w="79" w:type="dxa"/>
         </w:tblCellMar>
+        <w:tblLook w:firstColumn="1" w:firstRow="1" w:lastColumn="0" w:lastRow="0" w:noHBand="0" w:noVBand="1" w:val="04A0"/>
       </w:tblPr>
       <w:tblGrid>
         <w:gridCol w:w="2438"/>
@@ -3298,8 +3298,8 @@
         <w:tc>
           <w:tcPr>
             <w:tcW w:type="dxa" w:w="1020"/>
+            <w:shd w:val="clear" w:color="auto" w:fill="F2F2F2"/>
             <w:vAlign w:val="center"/>
-            <w:shd w:val="clear" w:color="auto" w:fill="F2F2F2"/>
           </w:tcPr>
           <w:p>
             <w:pPr>
@@ -3320,8 +3320,8 @@
         <w:tc>
           <w:tcPr>
             <w:tcW w:type="dxa" w:w="4535"/>
+            <w:shd w:val="clear" w:color="auto" w:fill="F2F2F2"/>
             <w:vAlign w:val="center"/>
-            <w:shd w:val="clear" w:color="auto" w:fill="F2F2F2"/>
           </w:tcPr>
           <w:p>
             <w:pPr>
@@ -3342,8 +3342,8 @@
         <w:tc>
           <w:tcPr>
             <w:tcW w:type="dxa" w:w="1928"/>
+            <w:shd w:val="clear" w:color="auto" w:fill="F2F2F2"/>
             <w:vAlign w:val="center"/>
-            <w:shd w:val="clear" w:color="auto" w:fill="F2F2F2"/>
           </w:tcPr>
           <w:p>
             <w:pPr>
@@ -3364,8 +3364,8 @@
         <w:tc>
           <w:tcPr>
             <w:tcW w:type="dxa" w:w="2268"/>
+            <w:shd w:val="clear" w:color="auto" w:fill="F2F2F2"/>
             <w:vAlign w:val="center"/>
-            <w:shd w:val="clear" w:color="auto" w:fill="F2F2F2"/>
           </w:tcPr>
           <w:p>
             <w:pPr>
@@ -4177,13 +4177,13 @@
         <w:tblStyle w:val="TableGrid"/>
         <w:tblW w:type="auto" w:w="0"/>
         <w:jc w:val="center"/>
-        <w:tblLook w:firstColumn="1" w:firstRow="1" w:lastColumn="0" w:lastRow="0" w:noHBand="0" w:noVBand="1" w:val="04A0"/>
         <w:tblCellMar>
           <w:top w:w="45" w:type="dxa"/>
           <w:left w:w="79" w:type="dxa"/>
           <w:bottom w:w="45" w:type="dxa"/>
           <w:right w:w="79" w:type="dxa"/>
         </w:tblCellMar>
+        <w:tblLook w:firstColumn="1" w:firstRow="1" w:lastColumn="0" w:lastRow="0" w:noHBand="0" w:noVBand="1" w:val="04A0"/>
       </w:tblPr>
       <w:tblGrid>
         <w:gridCol w:w="2438"/>
@@ -4199,8 +4199,8 @@
         <w:tc>
           <w:tcPr>
             <w:tcW w:type="dxa" w:w="1020"/>
+            <w:shd w:val="clear" w:color="auto" w:fill="F2F2F2"/>
             <w:vAlign w:val="center"/>
-            <w:shd w:val="clear" w:color="auto" w:fill="F2F2F2"/>
           </w:tcPr>
           <w:p>
             <w:pPr>
@@ -4221,8 +4221,8 @@
         <w:tc>
           <w:tcPr>
             <w:tcW w:type="dxa" w:w="3061"/>
+            <w:shd w:val="clear" w:color="auto" w:fill="F2F2F2"/>
             <w:vAlign w:val="center"/>
-            <w:shd w:val="clear" w:color="auto" w:fill="F2F2F2"/>
           </w:tcPr>
           <w:p>
             <w:pPr>
@@ -4243,8 +4243,8 @@
         <w:tc>
           <w:tcPr>
             <w:tcW w:type="dxa" w:w="4309"/>
+            <w:shd w:val="clear" w:color="auto" w:fill="F2F2F2"/>
             <w:vAlign w:val="center"/>
-            <w:shd w:val="clear" w:color="auto" w:fill="F2F2F2"/>
           </w:tcPr>
           <w:p>
             <w:pPr>
@@ -4265,8 +4265,8 @@
         <w:tc>
           <w:tcPr>
             <w:tcW w:type="dxa" w:w="1361"/>
+            <w:shd w:val="clear" w:color="auto" w:fill="F2F2F2"/>
             <w:vAlign w:val="center"/>
-            <w:shd w:val="clear" w:color="auto" w:fill="F2F2F2"/>
           </w:tcPr>
           <w:p>
             <w:pPr>
